--- a/lessons/4-1/downloads/reveal/teacher/4.1-prerequisite-practice-answer-key.docx
+++ b/lessons/4-1/downloads/reveal/teacher/4.1-prerequisite-practice-answer-key.docx
@@ -93,6 +93,7 @@
                 <w:tab w:val="right" w:pos="9504"/>
               </w:tabs>
               <w:spacing w:before="90" w:after="50" w:line="240" w:lineRule="auto"/>
+              <w:outlineLvl w:val="1"/>
             </w:pPr>
             <w:r>
               <w:rPr>
@@ -159,7 +160,7 @@
                 <w:sz w:val="17"/>
                 <w:szCs w:val="17"/>
               </w:rPr>
-              <w:t xml:space="preserve">Step 1: 5   Step 2: 65   Step 3: 65</w:t>
+              <w:t xml:space="preserve">Step 1: 5   Step 2: 5; 65   Step 3: 65</w:t>
             </w:r>
           </w:p>
           <w:p>
@@ -196,7 +197,7 @@
                 <w:sz w:val="17"/>
                 <w:szCs w:val="17"/>
               </w:rPr>
-              <w:t xml:space="preserve">Step 1: 2   Step 2: 74   Step 3: 74</w:t>
+              <w:t xml:space="preserve">Step 1: 2   Step 2: 2; 74   Step 3: 74</w:t>
             </w:r>
           </w:p>
           <w:p>
@@ -410,6 +411,7 @@
                 <w:tab w:val="right" w:pos="9504"/>
               </w:tabs>
               <w:spacing w:before="90" w:after="50" w:line="240" w:lineRule="auto"/>
+              <w:outlineLvl w:val="1"/>
             </w:pPr>
             <w:r>
               <w:rPr>
@@ -513,7 +515,7 @@
                 <w:sz w:val="17"/>
                 <w:szCs w:val="17"/>
               </w:rPr>
-              <w:t xml:space="preserve">Step 1: 20   Step 2: 7   Step 3: 7 : 20</w:t>
+              <w:t xml:space="preserve">Step 1: 20   Step 2: 20 − 13 = 7   Step 3: 7 : 20</w:t>
             </w:r>
           </w:p>
           <w:p>
@@ -587,7 +589,7 @@
                 <w:sz w:val="17"/>
                 <w:szCs w:val="17"/>
               </w:rPr>
-              <w:t xml:space="preserve">Step 1: 3   Step 2: 3 and 4   Step 3: 3 : 4</w:t>
+              <w:t xml:space="preserve">Step 1: 3   Step 2: 9 ÷ 3 = 3 and 12 ÷ 3 = 4   Step 3: 3 : 4</w:t>
             </w:r>
           </w:p>
           <w:p>
@@ -624,7 +626,7 @@
                 <w:sz w:val="17"/>
                 <w:szCs w:val="17"/>
               </w:rPr>
-              <w:t xml:space="preserve">Step 1: 6   Step 2: 3 and 5   Step 3: 3 : 5</w:t>
+              <w:t xml:space="preserve">Step 1: 6   Step 2: 18 ÷ 6 = 3 and 30 ÷ 6 = 5   Step 3: 3 : 5</w:t>
             </w:r>
           </w:p>
           <w:p>
@@ -761,6 +763,7 @@
                 <w:tab w:val="right" w:pos="9504"/>
               </w:tabs>
               <w:spacing w:before="90" w:after="50" w:line="240" w:lineRule="auto"/>
+              <w:outlineLvl w:val="1"/>
             </w:pPr>
             <w:r>
               <w:rPr>
@@ -827,7 +830,7 @@
                 <w:sz w:val="17"/>
                 <w:szCs w:val="17"/>
               </w:rPr>
-              <w:t xml:space="preserve">Step 1: 12   Step 2: 3   Step 3: 3</w:t>
+              <w:t xml:space="preserve">Step 1: 12   Step 2: 12; 3   Step 3: 3; 12</w:t>
             </w:r>
           </w:p>
           <w:p>
@@ -864,7 +867,7 @@
                 <w:sz w:val="17"/>
                 <w:szCs w:val="17"/>
               </w:rPr>
-              <w:t xml:space="preserve">Step 1: 30   Step 2: 1.5   Step 3: 1.5</w:t>
+              <w:t xml:space="preserve">Step 1: 30   Step 2: 30; 1.5   Step 3: 1.5; 30</w:t>
             </w:r>
           </w:p>
           <w:p>
@@ -1078,6 +1081,7 @@
                 <w:tab w:val="right" w:pos="9504"/>
               </w:tabs>
               <w:spacing w:before="90" w:after="50" w:line="240" w:lineRule="auto"/>
+              <w:outlineLvl w:val="1"/>
             </w:pPr>
             <w:r>
               <w:rPr>
@@ -1144,7 +1148,7 @@
                 <w:sz w:val="17"/>
                 <w:szCs w:val="17"/>
               </w:rPr>
-              <w:t xml:space="preserve">Step 1: 7   Step 2: 4   Step 3: 28; 28</w:t>
+              <w:t xml:space="preserve">Step 1: 7   Step 2: 4   Step 3: 4; 28; 28</w:t>
             </w:r>
           </w:p>
           <w:p>
@@ -1181,7 +1185,7 @@
                 <w:sz w:val="17"/>
                 <w:szCs w:val="17"/>
               </w:rPr>
-              <w:t xml:space="preserve">Step 1: 20   Step 2: 5   Step 3: 150; 150</w:t>
+              <w:t xml:space="preserve">Step 1: 20   Step 2: 20 × 5   Step 3: 5; 150; 150</w:t>
             </w:r>
           </w:p>
           <w:p>
@@ -1255,7 +1259,7 @@
                 <w:sz w:val="17"/>
                 <w:szCs w:val="17"/>
               </w:rPr>
-              <w:t xml:space="preserve">Step 1: 3   Step 2: 20   Step 3: 60; 60</w:t>
+              <w:t xml:space="preserve">Step 1: 3   Step 2: 20   Step 3: 3 × 20 = 60; 60</w:t>
             </w:r>
           </w:p>
           <w:p>
@@ -1292,7 +1296,7 @@
                 <w:sz w:val="17"/>
                 <w:szCs w:val="17"/>
               </w:rPr>
-              <w:t xml:space="preserve">Step 1: 20   Step 2: 5   Step 3: 35; 35</w:t>
+              <w:t xml:space="preserve">Step 1: 20   Step 2: 20 × 5   Step 3: 5; 35; 35</w:t>
             </w:r>
           </w:p>
           <w:p>
